--- a/labs/03-copilot-studio/03-advanced/04-reasoning/lab-01-supplier-recommendation/sourcing-policy.docx
+++ b/labs/03-copilot-studio/03-advanced/04-reasoning/lab-01-supplier-recommendation/sourcing-policy.docx
@@ -7,12 +7,12 @@
         <w:pStyle w:val="Heading1"/>
       </w:pPr>
       <w:r>
-        <w:t>Northwind Traders Sourcing Policy SP-14</w:t>
+        <w:t>Aurora Provisions Sourcing Policy SP-14</w:t>
       </w:r>
     </w:p>
     <w:p>
       <w:r>
-        <w:t>Category: organic green tea leaf. Applies to the 2026 annual supply contract and to any renewal awarded under it. Owner: Northwind Sourcing Council. Version 3.2, effective 2026-01-01.</w:t>
+        <w:t>Category: organic green tea leaf. Applies to the 2026 annual supply contract and to any renewal awarded under it. Owner: Aurora Sourcing Council. Version 3.2, effective 2026-01-01.</w:t>
       </w:r>
     </w:p>
     <w:p>
